--- a/docs/ITAZ_Inj_Eval_GIT_Dokumentation.docx
+++ b/docs/ITAZ_Inj_Eval_GIT_Dokumentation.docx
@@ -5,14 +5,21 @@
     <w:p>
       <w:pPr>
         <w:pStyle w:val="Title"/>
+        <w:jc w:val="center"/>
       </w:pPr>
       <w:r>
         <w:t>ITAZ Injection Evaluation Tool - Dokumentation</w:t>
       </w:r>
     </w:p>
     <w:p>
+      <w:pPr>
+        <w:jc w:val="center"/>
+      </w:pPr>
       <w:r>
-        <w:t>Dies ist die technische Dokumentation des Python-Tools zur Auswertung von Injektordaten. Die Dokumentation beschreibt die Architektur, den Datenfluss, die Modulverantwortung und die Benutzung der GUI.</w:t>
+        <w:rPr>
+          <w:i/>
+        </w:rPr>
+        <w:t>Aktuelle Architektur, Datenfluss und Schnittstellenübersicht</w:t>
       </w:r>
     </w:p>
     <w:p>
@@ -20,17 +27,240 @@
         <w:pStyle w:val="Heading1"/>
       </w:pPr>
       <w:r>
-        <w:t>1. Ziel und Übersicht</w:t>
+        <w:t>Status</w:t>
       </w:r>
     </w:p>
     <w:p>
       <w:r>
-        <w:t>Ziel des Projekts ist es, die Auswertung von Injektordaten modular und wartbar als Python-Anwendung bereitzustellen. Die Anwendung kann CSV-Dateien einlesen, Signale vorverarbeiten, mehrere Auswertungen durchführen und Ergebnisse als Excel und interaktive Plots ausgeben.</w:t>
+        <w:t>Die Architektur passt im aktuellen Stand grundsätzlich gut. Die Trennung in GUI, Pipeline, Vorverarbeitung, Analyse, Plotting und Export ist bereits umgesetzt.</w:t>
       </w:r>
     </w:p>
     <w:p>
       <w:r>
-        <w:t>Der Gesamtablauf gliedert sich in folgende Bereiche:</w:t>
+        <w:t>Wesentliche Präzisierungen gegenüber der älteren Skizze: ITAZ_Inj_Eval_208.py ist nur noch ein dünner Wrapper, der eigentliche Orchestrator ist pipeline.py und die GUI übernimmt zusätzlich Dateiauswahl, shot_log.csv-Einlesung, Sensor-Auswahl und das Nachladen der Bilder aus dem In-Memory-Cache.</w:t>
+      </w:r>
+    </w:p>
+    <w:p>
+      <w:pPr>
+        <w:pStyle w:val="Heading1"/>
+      </w:pPr>
+      <w:r>
+        <w:t>Ziel</w:t>
+      </w:r>
+    </w:p>
+    <w:p>
+      <w:r>
+        <w:t>Die Analyse soll aus klar getrennten Bausteinen bestehen. Dadurch bleibt der Ablauf testbar, erweiterbar und nachvollziehbar.</w:t>
+      </w:r>
+    </w:p>
+    <w:p>
+      <w:pPr>
+        <w:pStyle w:val="Heading1"/>
+      </w:pPr>
+      <w:r>
+        <w:t>Grafische Architektur</w:t>
+      </w:r>
+    </w:p>
+    <w:p>
+      <w:r>
+        <w:t>Word unterstützt Mermaid-Diagramme nicht direkt. Die folgende Darstellung zeigt den gleichen Ablauf in einer textbasierten Form:</w:t>
+      </w:r>
+    </w:p>
+    <w:p>
+      <w:r>
+        <w:rPr>
+          <w:rFonts w:ascii="Consolas" w:hAnsi="Consolas"/>
+          <w:sz w:val="20"/>
+        </w:rPr>
+        <w:t>GUI: Eingaben und Dateiauswahl</w:t>
+      </w:r>
+    </w:p>
+    <w:p>
+      <w:r>
+        <w:rPr>
+          <w:rFonts w:ascii="Consolas" w:hAnsi="Consolas"/>
+          <w:sz w:val="20"/>
+        </w:rPr>
+        <w:t xml:space="preserve">  ↓</w:t>
+      </w:r>
+    </w:p>
+    <w:p>
+      <w:r>
+        <w:rPr>
+          <w:rFonts w:ascii="Consolas" w:hAnsi="Consolas"/>
+          <w:sz w:val="20"/>
+        </w:rPr>
+        <w:t>Konfiguration validieren</w:t>
+      </w:r>
+    </w:p>
+    <w:p>
+      <w:r>
+        <w:rPr>
+          <w:rFonts w:ascii="Consolas" w:hAnsi="Consolas"/>
+          <w:sz w:val="20"/>
+        </w:rPr>
+        <w:t xml:space="preserve">  ↓</w:t>
+      </w:r>
+    </w:p>
+    <w:p>
+      <w:r>
+        <w:rPr>
+          <w:rFonts w:ascii="Consolas" w:hAnsi="Consolas"/>
+          <w:sz w:val="20"/>
+        </w:rPr>
+        <w:t>Pipeline starten</w:t>
+      </w:r>
+    </w:p>
+    <w:p>
+      <w:r>
+        <w:rPr>
+          <w:rFonts w:ascii="Consolas" w:hAnsi="Consolas"/>
+          <w:sz w:val="20"/>
+        </w:rPr>
+        <w:t xml:space="preserve">  ↓</w:t>
+      </w:r>
+    </w:p>
+    <w:p>
+      <w:r>
+        <w:rPr>
+          <w:rFonts w:ascii="Consolas" w:hAnsi="Consolas"/>
+          <w:sz w:val="20"/>
+        </w:rPr>
+        <w:t>CSV-Dateien erkennen</w:t>
+      </w:r>
+    </w:p>
+    <w:p>
+      <w:r>
+        <w:rPr>
+          <w:rFonts w:ascii="Consolas" w:hAnsi="Consolas"/>
+          <w:sz w:val="20"/>
+        </w:rPr>
+        <w:t xml:space="preserve">  ↓</w:t>
+      </w:r>
+    </w:p>
+    <w:p>
+      <w:r>
+        <w:rPr>
+          <w:rFonts w:ascii="Consolas" w:hAnsi="Consolas"/>
+          <w:sz w:val="20"/>
+        </w:rPr>
+        <w:t>Raw-Daten einlesen</w:t>
+      </w:r>
+    </w:p>
+    <w:p>
+      <w:r>
+        <w:rPr>
+          <w:rFonts w:ascii="Consolas" w:hAnsi="Consolas"/>
+          <w:sz w:val="20"/>
+        </w:rPr>
+        <w:t xml:space="preserve">  ↓</w:t>
+      </w:r>
+    </w:p>
+    <w:p>
+      <w:r>
+        <w:rPr>
+          <w:rFonts w:ascii="Consolas" w:hAnsi="Consolas"/>
+          <w:sz w:val="20"/>
+        </w:rPr>
+        <w:t>Signale vorbereiten</w:t>
+      </w:r>
+    </w:p>
+    <w:p>
+      <w:r>
+        <w:rPr>
+          <w:rFonts w:ascii="Consolas" w:hAnsi="Consolas"/>
+          <w:sz w:val="20"/>
+        </w:rPr>
+        <w:t xml:space="preserve">  ↓</w:t>
+      </w:r>
+    </w:p>
+    <w:p>
+      <w:r>
+        <w:rPr>
+          <w:rFonts w:ascii="Consolas" w:hAnsi="Consolas"/>
+          <w:sz w:val="20"/>
+        </w:rPr>
+        <w:t>ICS-Auswertung / Nadelhub / Injektionsrate</w:t>
+      </w:r>
+    </w:p>
+    <w:p>
+      <w:r>
+        <w:rPr>
+          <w:rFonts w:ascii="Consolas" w:hAnsi="Consolas"/>
+          <w:sz w:val="20"/>
+        </w:rPr>
+        <w:t xml:space="preserve">  ↓</w:t>
+      </w:r>
+    </w:p>
+    <w:p>
+      <w:r>
+        <w:rPr>
+          <w:rFonts w:ascii="Consolas" w:hAnsi="Consolas"/>
+          <w:sz w:val="20"/>
+        </w:rPr>
+        <w:t>Zusätzliche Auswertungen</w:t>
+      </w:r>
+    </w:p>
+    <w:p>
+      <w:r>
+        <w:rPr>
+          <w:rFonts w:ascii="Consolas" w:hAnsi="Consolas"/>
+          <w:sz w:val="20"/>
+        </w:rPr>
+        <w:t xml:space="preserve">  ↓</w:t>
+      </w:r>
+    </w:p>
+    <w:p>
+      <w:r>
+        <w:rPr>
+          <w:rFonts w:ascii="Consolas" w:hAnsi="Consolas"/>
+          <w:sz w:val="20"/>
+        </w:rPr>
+        <w:t>Diagramme erzeugen und cachen</w:t>
+      </w:r>
+    </w:p>
+    <w:p>
+      <w:r>
+        <w:rPr>
+          <w:rFonts w:ascii="Consolas" w:hAnsi="Consolas"/>
+          <w:sz w:val="20"/>
+        </w:rPr>
+        <w:t xml:space="preserve">  ↓</w:t>
+      </w:r>
+    </w:p>
+    <w:p>
+      <w:r>
+        <w:rPr>
+          <w:rFonts w:ascii="Consolas" w:hAnsi="Consolas"/>
+          <w:sz w:val="20"/>
+        </w:rPr>
+        <w:t>Excel/Ergebnisse exportieren</w:t>
+      </w:r>
+    </w:p>
+    <w:p>
+      <w:r>
+        <w:rPr>
+          <w:rFonts w:ascii="Consolas" w:hAnsi="Consolas"/>
+          <w:sz w:val="20"/>
+        </w:rPr>
+        <w:t xml:space="preserve">  ↘</w:t>
+      </w:r>
+    </w:p>
+    <w:p>
+      <w:r>
+        <w:rPr>
+          <w:rFonts w:ascii="Consolas" w:hAnsi="Consolas"/>
+          <w:sz w:val="20"/>
+        </w:rPr>
+        <w:t>GUI lädt Bilder aus dem Cache neu</w:t>
+      </w:r>
+    </w:p>
+    <w:p>
+      <w:pPr>
+        <w:pStyle w:val="Heading1"/>
+      </w:pPr>
+      <w:r>
+        <w:t>Modulstruktur</w:t>
       </w:r>
     </w:p>
     <w:p>
@@ -38,7 +268,7 @@
         <w:pStyle w:val="ListBullet"/>
       </w:pPr>
       <w:r>
-        <w:t>- Konfiguration und Validierung</w:t>
+        <w:t>ITAZ_Inj_Eval_GUI_github.py: GUI-Einstiegspunkt</w:t>
       </w:r>
     </w:p>
     <w:p>
@@ -46,7 +276,7 @@
         <w:pStyle w:val="ListBullet"/>
       </w:pPr>
       <w:r>
-        <w:t>- Dateiimport und Rohdatenverarbeitung</w:t>
+        <w:t>ITAZ_Inj_Eval_208.py: Kompatibilitäts-Wrapper für die Pipeline</w:t>
       </w:r>
     </w:p>
     <w:p>
@@ -54,7 +284,7 @@
         <w:pStyle w:val="ListBullet"/>
       </w:pPr>
       <w:r>
-        <w:t>- Signalaufbereitung und Interpolation</w:t>
+        <w:t>pipeline.py: Haupt-Orchestrator / Pipeline</w:t>
       </w:r>
     </w:p>
     <w:p>
@@ -62,7 +292,7 @@
         <w:pStyle w:val="ListBullet"/>
       </w:pPr>
       <w:r>
-        <w:t>- Auswertungen (ICS, Nadelhub, Injektionsrate, Gain, Rate-Down, Shot2Shot)</w:t>
+        <w:t>config.py: Konfigurationsmodell und Defaults</w:t>
       </w:r>
     </w:p>
     <w:p>
@@ -70,7 +300,55 @@
         <w:pStyle w:val="ListBullet"/>
       </w:pPr>
       <w:r>
-        <w:t>- Plot-Erzeugung und Ergebnis-Export</w:t>
+        <w:t>io_utils.py: Datei- und CSV-Import</w:t>
+      </w:r>
+    </w:p>
+    <w:p>
+      <w:pPr>
+        <w:pStyle w:val="ListBullet"/>
+      </w:pPr>
+      <w:r>
+        <w:t>preprocessing.py: Rohdaten -&gt; Signale</w:t>
+      </w:r>
+    </w:p>
+    <w:p>
+      <w:pPr>
+        <w:pStyle w:val="ListBullet"/>
+      </w:pPr>
+      <w:r>
+        <w:t>analysis/: fachliche Auswertungsmodule</w:t>
+      </w:r>
+    </w:p>
+    <w:p>
+      <w:pPr>
+        <w:pStyle w:val="ListBullet"/>
+      </w:pPr>
+      <w:r>
+        <w:t>plotting.py: Diagramme und Bild-Ausgabe</w:t>
+      </w:r>
+    </w:p>
+    <w:p>
+      <w:pPr>
+        <w:pStyle w:val="ListBullet"/>
+      </w:pPr>
+      <w:r>
+        <w:t>export.py: Excel- und Ergebnis-Export</w:t>
+      </w:r>
+    </w:p>
+    <w:p>
+      <w:pPr>
+        <w:pStyle w:val="ListBullet"/>
+      </w:pPr>
+      <w:r>
+        <w:t>image_cache_manager.py: globaler In-Memory-Bildcache</w:t>
+      </w:r>
+    </w:p>
+    <w:p>
+      <w:pPr>
+        <w:pStyle w:val="ListBullet"/>
+      </w:pPr>
+      <w:r>
+        <w:t>image_utils.py: Persistenz- und Cache-Helfer für Figuren</w:t>
       </w:r>
     </w:p>
     <w:p>
@@ -78,12 +356,809 @@
         <w:pStyle w:val="Heading1"/>
       </w:pPr>
       <w:r>
-        <w:t>2. Projektstruktur</w:t>
+        <w:t>Verantwortlichkeiten</w:t>
       </w:r>
     </w:p>
     <w:p>
       <w:r>
-        <w:t>Die Anwendung ist in mehrere Module unterteilt. Die wichtigsten Dateien und Ordner sind:</w:t>
+        <w:rPr>
+          <w:b/>
+        </w:rPr>
+        <w:t xml:space="preserve">GUI-Einstiegspunkt: </w:t>
+      </w:r>
+      <w:r>
+        <w:t>Nutzer-Interaktion, Eingaben sammeln, Konfiguration übergeben, shot_log.csv einlesen, Ergebnisse und Bilder anzeigen</w:t>
+      </w:r>
+    </w:p>
+    <w:p>
+      <w:r>
+        <w:rPr>
+          <w:b/>
+        </w:rPr>
+        <w:t xml:space="preserve">Haupt-Orchestrator: </w:t>
+      </w:r>
+      <w:r>
+        <w:t>Ablauf steuern, Daten von einem Schritt zum nächsten weitergeben, Cache leeren, Analyse, Plotting und Export koordinieren</w:t>
+      </w:r>
+    </w:p>
+    <w:p>
+      <w:r>
+        <w:rPr>
+          <w:b/>
+        </w:rPr>
+        <w:t xml:space="preserve">Konfigurationsmodul: </w:t>
+      </w:r>
+      <w:r>
+        <w:t>Standardwerte definieren, GUI-Werte validieren, Sensorfaktoren und Auswerteparameter bündeln</w:t>
+      </w:r>
+    </w:p>
+    <w:p>
+      <w:r>
+        <w:rPr>
+          <w:b/>
+        </w:rPr>
+        <w:t xml:space="preserve">Datei- und Datenimport: </w:t>
+      </w:r>
+      <w:r>
+        <w:t>CSV-Dateien auslesen, shot_log.csv verarbeiten, Dateinamen erkennen und vereinheitlichen</w:t>
+      </w:r>
+    </w:p>
+    <w:p>
+      <w:r>
+        <w:rPr>
+          <w:b/>
+        </w:rPr>
+        <w:t xml:space="preserve">Vorverarbeitung: </w:t>
+      </w:r>
+      <w:r>
+        <w:t>Rohsignale in Standard-Signale umwandeln, Zeitbasis erzeugen und interpolieren</w:t>
+      </w:r>
+    </w:p>
+    <w:p>
+      <w:r>
+        <w:rPr>
+          <w:b/>
+        </w:rPr>
+        <w:t xml:space="preserve">Auswertungsmodule: </w:t>
+      </w:r>
+      <w:r>
+        <w:t>ICS, Nadelhub, Injektionsrate, Gain, Rate-Down und Shot2Shot fachlich berechnen</w:t>
+      </w:r>
+    </w:p>
+    <w:p>
+      <w:r>
+        <w:rPr>
+          <w:b/>
+        </w:rPr>
+        <w:t xml:space="preserve">Plotting: </w:t>
+      </w:r>
+      <w:r>
+        <w:t>Diagramme erzeugen, cachen und für die GUI aufbereiten</w:t>
+      </w:r>
+    </w:p>
+    <w:p>
+      <w:r>
+        <w:rPr>
+          <w:b/>
+        </w:rPr>
+        <w:t xml:space="preserve">Export: </w:t>
+      </w:r>
+      <w:r>
+        <w:t>Excel-Dateien erzeugen, Ergebnis-Tabellen und Statistikblätter schreiben</w:t>
+      </w:r>
+    </w:p>
+    <w:p>
+      <w:r>
+        <w:rPr>
+          <w:b/>
+        </w:rPr>
+        <w:t xml:space="preserve">Bildcache: </w:t>
+      </w:r>
+      <w:r>
+        <w:t>Bilder zentral im Speicher halten und von Plotting und GUI gemeinsam nutzen</w:t>
+      </w:r>
+    </w:p>
+    <w:p>
+      <w:pPr>
+        <w:pStyle w:val="Heading1"/>
+      </w:pPr>
+      <w:r>
+        <w:t>Schnittstellenübersicht</w:t>
+      </w:r>
+    </w:p>
+    <w:p>
+      <w:r>
+        <w:t>Die Tabelle zeigt die wichtigsten Ein- und Ausgangsgrößen zwischen den Modulen.</w:t>
+      </w:r>
+    </w:p>
+    <w:tbl>
+      <w:tblPr>
+        <w:tblStyle w:val="TableGrid"/>
+        <w:tblW w:type="auto" w:w="0"/>
+        <w:tblLook w:firstColumn="1" w:firstRow="1" w:lastColumn="0" w:lastRow="0" w:noHBand="0" w:noVBand="1" w:val="04A0"/>
+      </w:tblPr>
+      <w:tblGrid>
+        <w:gridCol w:w="2880"/>
+        <w:gridCol w:w="2880"/>
+        <w:gridCol w:w="2880"/>
+      </w:tblGrid>
+      <w:tr>
+        <w:tc>
+          <w:tcPr>
+            <w:tcW w:type="dxa" w:w="2880"/>
+          </w:tcPr>
+          <w:p>
+            <w:r/>
+            <w:r>
+              <w:rPr>
+                <w:b/>
+              </w:rPr>
+              <w:t>Modul</w:t>
+            </w:r>
+          </w:p>
+        </w:tc>
+        <w:tc>
+          <w:tcPr>
+            <w:tcW w:type="dxa" w:w="2880"/>
+          </w:tcPr>
+          <w:p>
+            <w:r/>
+            <w:r>
+              <w:rPr>
+                <w:b/>
+              </w:rPr>
+              <w:t>Eingang</w:t>
+            </w:r>
+          </w:p>
+        </w:tc>
+        <w:tc>
+          <w:tcPr>
+            <w:tcW w:type="dxa" w:w="2880"/>
+          </w:tcPr>
+          <w:p>
+            <w:r/>
+            <w:r>
+              <w:rPr>
+                <w:b/>
+              </w:rPr>
+              <w:t>Ausgang</w:t>
+            </w:r>
+          </w:p>
+        </w:tc>
+      </w:tr>
+      <w:tr>
+        <w:tc>
+          <w:tcPr>
+            <w:tcW w:type="dxa" w:w="2880"/>
+          </w:tcPr>
+          <w:p>
+            <w:r/>
+            <w:r>
+              <w:rPr>
+                <w:b w:val="0"/>
+              </w:rPr>
+              <w:t>ITAZ_Inj_Eval_GUI_github.py</w:t>
+            </w:r>
+          </w:p>
+        </w:tc>
+        <w:tc>
+          <w:tcPr>
+            <w:tcW w:type="dxa" w:w="2880"/>
+          </w:tcPr>
+          <w:p>
+            <w:r/>
+            <w:r>
+              <w:rPr>
+                <w:b w:val="0"/>
+              </w:rPr>
+              <w:t>Benutzereingaben, Dateiauswahl, Sensorwahl, optional shot_log.csv</w:t>
+            </w:r>
+          </w:p>
+        </w:tc>
+        <w:tc>
+          <w:tcPr>
+            <w:tcW w:type="dxa" w:w="2880"/>
+          </w:tcPr>
+          <w:p>
+            <w:r/>
+            <w:r>
+              <w:rPr>
+                <w:b w:val="0"/>
+              </w:rPr>
+              <w:t>Konfigurations-dict, geladene Shot-Log-Daten, UI-Status</w:t>
+            </w:r>
+          </w:p>
+        </w:tc>
+      </w:tr>
+      <w:tr>
+        <w:tc>
+          <w:tcPr>
+            <w:tcW w:type="dxa" w:w="2880"/>
+          </w:tcPr>
+          <w:p>
+            <w:r/>
+            <w:r>
+              <w:rPr>
+                <w:b w:val="0"/>
+              </w:rPr>
+              <w:t>ITAZ_Inj_Eval_208.py</w:t>
+            </w:r>
+          </w:p>
+        </w:tc>
+        <w:tc>
+          <w:tcPr>
+            <w:tcW w:type="dxa" w:w="2880"/>
+          </w:tcPr>
+          <w:p>
+            <w:r/>
+            <w:r>
+              <w:rPr>
+                <w:b w:val="0"/>
+              </w:rPr>
+              <w:t>Konfigurations-dict</w:t>
+            </w:r>
+          </w:p>
+        </w:tc>
+        <w:tc>
+          <w:tcPr>
+            <w:tcW w:type="dxa" w:w="2880"/>
+          </w:tcPr>
+          <w:p>
+            <w:r/>
+            <w:r>
+              <w:rPr>
+                <w:b w:val="0"/>
+              </w:rPr>
+              <w:t>Weiterleitung an pipeline.py</w:t>
+            </w:r>
+          </w:p>
+        </w:tc>
+      </w:tr>
+      <w:tr>
+        <w:tc>
+          <w:tcPr>
+            <w:tcW w:type="dxa" w:w="2880"/>
+          </w:tcPr>
+          <w:p>
+            <w:r/>
+            <w:r>
+              <w:rPr>
+                <w:b w:val="0"/>
+              </w:rPr>
+              <w:t>pipeline.py</w:t>
+            </w:r>
+          </w:p>
+        </w:tc>
+        <w:tc>
+          <w:tcPr>
+            <w:tcW w:type="dxa" w:w="2880"/>
+          </w:tcPr>
+          <w:p>
+            <w:r/>
+            <w:r>
+              <w:rPr>
+                <w:b w:val="0"/>
+              </w:rPr>
+              <w:t>Konfigurations-Objekt, ausgewählte CSV-Dateien</w:t>
+            </w:r>
+          </w:p>
+        </w:tc>
+        <w:tc>
+          <w:tcPr>
+            <w:tcW w:type="dxa" w:w="2880"/>
+          </w:tcPr>
+          <w:p>
+            <w:r/>
+            <w:r>
+              <w:rPr>
+                <w:b w:val="0"/>
+              </w:rPr>
+              <w:t>signal_dict, Zeitbasis T, Analyseergebnisse, Export, Cache-Befüllung</w:t>
+            </w:r>
+          </w:p>
+        </w:tc>
+      </w:tr>
+      <w:tr>
+        <w:tc>
+          <w:tcPr>
+            <w:tcW w:type="dxa" w:w="2880"/>
+          </w:tcPr>
+          <w:p>
+            <w:r/>
+            <w:r>
+              <w:rPr>
+                <w:b w:val="0"/>
+              </w:rPr>
+              <w:t>io_utils.py</w:t>
+            </w:r>
+          </w:p>
+        </w:tc>
+        <w:tc>
+          <w:tcPr>
+            <w:tcW w:type="dxa" w:w="2880"/>
+          </w:tcPr>
+          <w:p>
+            <w:r/>
+            <w:r>
+              <w:rPr>
+                <w:b w:val="0"/>
+              </w:rPr>
+              <w:t>Dateipfade, Messdateien, shot_log.csv</w:t>
+            </w:r>
+          </w:p>
+        </w:tc>
+        <w:tc>
+          <w:tcPr>
+            <w:tcW w:type="dxa" w:w="2880"/>
+          </w:tcPr>
+          <w:p>
+            <w:r/>
+            <w:r>
+              <w:rPr>
+                <w:b w:val="0"/>
+              </w:rPr>
+              <w:t>Rohdaten je Datei, Shot-Log-Struktur</w:t>
+            </w:r>
+          </w:p>
+        </w:tc>
+      </w:tr>
+      <w:tr>
+        <w:tc>
+          <w:tcPr>
+            <w:tcW w:type="dxa" w:w="2880"/>
+          </w:tcPr>
+          <w:p>
+            <w:r/>
+            <w:r>
+              <w:rPr>
+                <w:b w:val="0"/>
+              </w:rPr>
+              <w:t>preprocessing.py</w:t>
+            </w:r>
+          </w:p>
+        </w:tc>
+        <w:tc>
+          <w:tcPr>
+            <w:tcW w:type="dxa" w:w="2880"/>
+          </w:tcPr>
+          <w:p>
+            <w:r/>
+            <w:r>
+              <w:rPr>
+                <w:b w:val="0"/>
+              </w:rPr>
+              <w:t>Rohdaten, Konfiguration, Sensorfaktoren</w:t>
+            </w:r>
+          </w:p>
+        </w:tc>
+        <w:tc>
+          <w:tcPr>
+            <w:tcW w:type="dxa" w:w="2880"/>
+          </w:tcPr>
+          <w:p>
+            <w:r/>
+            <w:r>
+              <w:rPr>
+                <w:b w:val="0"/>
+              </w:rPr>
+              <w:t>Interpolierte Standard-Signale wie Nadelhub, Druck, Rate, Steuersignal, Leistung, Energie</w:t>
+            </w:r>
+          </w:p>
+        </w:tc>
+      </w:tr>
+      <w:tr>
+        <w:tc>
+          <w:tcPr>
+            <w:tcW w:type="dxa" w:w="2880"/>
+          </w:tcPr>
+          <w:p>
+            <w:r/>
+            <w:r>
+              <w:rPr>
+                <w:b w:val="0"/>
+              </w:rPr>
+              <w:t>analysis/ics.py</w:t>
+            </w:r>
+          </w:p>
+        </w:tc>
+        <w:tc>
+          <w:tcPr>
+            <w:tcW w:type="dxa" w:w="2880"/>
+          </w:tcPr>
+          <w:p>
+            <w:r/>
+            <w:r>
+              <w:rPr>
+                <w:b w:val="0"/>
+              </w:rPr>
+              <w:t>Signal-Daten, ICS-Bereiche, Zeitachse</w:t>
+            </w:r>
+          </w:p>
+        </w:tc>
+        <w:tc>
+          <w:tcPr>
+            <w:tcW w:type="dxa" w:w="2880"/>
+          </w:tcPr>
+          <w:p>
+            <w:r/>
+            <w:r>
+              <w:rPr>
+                <w:b w:val="0"/>
+              </w:rPr>
+              <w:t>ICS-/Plateau-Ergebnis, Kennwerte, relevante Zeitfenster</w:t>
+            </w:r>
+          </w:p>
+        </w:tc>
+      </w:tr>
+      <w:tr>
+        <w:tc>
+          <w:tcPr>
+            <w:tcW w:type="dxa" w:w="2880"/>
+          </w:tcPr>
+          <w:p>
+            <w:r/>
+            <w:r>
+              <w:rPr>
+                <w:b w:val="0"/>
+              </w:rPr>
+              <w:t>analysis/needle_lift.py</w:t>
+            </w:r>
+          </w:p>
+        </w:tc>
+        <w:tc>
+          <w:tcPr>
+            <w:tcW w:type="dxa" w:w="2880"/>
+          </w:tcPr>
+          <w:p>
+            <w:r/>
+            <w:r>
+              <w:rPr>
+                <w:b w:val="0"/>
+              </w:rPr>
+              <w:t>Signal-Daten, Zeitachse</w:t>
+            </w:r>
+          </w:p>
+        </w:tc>
+        <w:tc>
+          <w:tcPr>
+            <w:tcW w:type="dxa" w:w="2880"/>
+          </w:tcPr>
+          <w:p>
+            <w:r/>
+            <w:r>
+              <w:rPr>
+                <w:b w:val="0"/>
+              </w:rPr>
+              <w:t>Integrierter Nadelhub, Hubzeiten</w:t>
+            </w:r>
+          </w:p>
+        </w:tc>
+      </w:tr>
+      <w:tr>
+        <w:tc>
+          <w:tcPr>
+            <w:tcW w:type="dxa" w:w="2880"/>
+          </w:tcPr>
+          <w:p>
+            <w:r/>
+            <w:r>
+              <w:rPr>
+                <w:b w:val="0"/>
+              </w:rPr>
+              <w:t>analysis/injection_rate.py</w:t>
+            </w:r>
+          </w:p>
+        </w:tc>
+        <w:tc>
+          <w:tcPr>
+            <w:tcW w:type="dxa" w:w="2880"/>
+          </w:tcPr>
+          <w:p>
+            <w:r/>
+            <w:r>
+              <w:rPr>
+                <w:b w:val="0"/>
+              </w:rPr>
+              <w:t>Signal-Daten, Gasparameter, Nadelhub-Zeiten</w:t>
+            </w:r>
+          </w:p>
+        </w:tc>
+        <w:tc>
+          <w:tcPr>
+            <w:tcW w:type="dxa" w:w="2880"/>
+          </w:tcPr>
+          <w:p>
+            <w:r/>
+            <w:r>
+              <w:rPr>
+                <w:b w:val="0"/>
+              </w:rPr>
+              <w:t>Injektionsrate, kumulierte Masse</w:t>
+            </w:r>
+          </w:p>
+        </w:tc>
+      </w:tr>
+      <w:tr>
+        <w:tc>
+          <w:tcPr>
+            <w:tcW w:type="dxa" w:w="2880"/>
+          </w:tcPr>
+          <w:p>
+            <w:r/>
+            <w:r>
+              <w:rPr>
+                <w:b w:val="0"/>
+              </w:rPr>
+              <w:t>analysis/gain.py</w:t>
+            </w:r>
+          </w:p>
+        </w:tc>
+        <w:tc>
+          <w:tcPr>
+            <w:tcW w:type="dxa" w:w="2880"/>
+          </w:tcPr>
+          <w:p>
+            <w:r/>
+            <w:r>
+              <w:rPr>
+                <w:b w:val="0"/>
+              </w:rPr>
+              <w:t>Signal-Daten, ICS-Ergebnis, Hubzeiten, Schrittweite</w:t>
+            </w:r>
+          </w:p>
+        </w:tc>
+        <w:tc>
+          <w:tcPr>
+            <w:tcW w:type="dxa" w:w="2880"/>
+          </w:tcPr>
+          <w:p>
+            <w:r/>
+            <w:r>
+              <w:rPr>
+                <w:b w:val="0"/>
+              </w:rPr>
+              <w:t>Gain-Kurven-Ergebnis, aggregierte Werte</w:t>
+            </w:r>
+          </w:p>
+        </w:tc>
+      </w:tr>
+      <w:tr>
+        <w:tc>
+          <w:tcPr>
+            <w:tcW w:type="dxa" w:w="2880"/>
+          </w:tcPr>
+          <w:p>
+            <w:r/>
+            <w:r>
+              <w:rPr>
+                <w:b w:val="0"/>
+              </w:rPr>
+              <w:t>analysis/rate_down.py</w:t>
+            </w:r>
+          </w:p>
+        </w:tc>
+        <w:tc>
+          <w:tcPr>
+            <w:tcW w:type="dxa" w:w="2880"/>
+          </w:tcPr>
+          <w:p>
+            <w:r/>
+            <w:r>
+              <w:rPr>
+                <w:b w:val="0"/>
+              </w:rPr>
+              <w:t>Signal-Daten, Hubzeiten, Schrittweite</w:t>
+            </w:r>
+          </w:p>
+        </w:tc>
+        <w:tc>
+          <w:tcPr>
+            <w:tcW w:type="dxa" w:w="2880"/>
+          </w:tcPr>
+          <w:p>
+            <w:r/>
+            <w:r>
+              <w:rPr>
+                <w:b w:val="0"/>
+              </w:rPr>
+              <w:t>Rate-Down-Ergebnis, aggregierte Werte</w:t>
+            </w:r>
+          </w:p>
+        </w:tc>
+      </w:tr>
+      <w:tr>
+        <w:tc>
+          <w:tcPr>
+            <w:tcW w:type="dxa" w:w="2880"/>
+          </w:tcPr>
+          <w:p>
+            <w:r/>
+            <w:r>
+              <w:rPr>
+                <w:b w:val="0"/>
+              </w:rPr>
+              <w:t>analysis/shot2shot.py</w:t>
+            </w:r>
+          </w:p>
+        </w:tc>
+        <w:tc>
+          <w:tcPr>
+            <w:tcW w:type="dxa" w:w="2880"/>
+          </w:tcPr>
+          <w:p>
+            <w:r/>
+            <w:r>
+              <w:rPr>
+                <w:b w:val="0"/>
+              </w:rPr>
+              <w:t>Signal-Daten, ICS-Ergebnis, Hubzeiten, Schrittweite</w:t>
+            </w:r>
+          </w:p>
+        </w:tc>
+        <w:tc>
+          <w:tcPr>
+            <w:tcW w:type="dxa" w:w="2880"/>
+          </w:tcPr>
+          <w:p>
+            <w:r/>
+            <w:r>
+              <w:rPr>
+                <w:b w:val="0"/>
+              </w:rPr>
+              <w:t>Shot2Shot-Statistiken</w:t>
+            </w:r>
+          </w:p>
+        </w:tc>
+      </w:tr>
+      <w:tr>
+        <w:tc>
+          <w:tcPr>
+            <w:tcW w:type="dxa" w:w="2880"/>
+          </w:tcPr>
+          <w:p>
+            <w:r/>
+            <w:r>
+              <w:rPr>
+                <w:b w:val="0"/>
+              </w:rPr>
+              <w:t>plotting.py</w:t>
+            </w:r>
+          </w:p>
+        </w:tc>
+        <w:tc>
+          <w:tcPr>
+            <w:tcW w:type="dxa" w:w="2880"/>
+          </w:tcPr>
+          <w:p>
+            <w:r/>
+            <w:r>
+              <w:rPr>
+                <w:b w:val="0"/>
+              </w:rPr>
+              <w:t>Signal-Daten, Zeitachse, Rohdaten optional</w:t>
+            </w:r>
+          </w:p>
+        </w:tc>
+        <w:tc>
+          <w:tcPr>
+            <w:tcW w:type="dxa" w:w="2880"/>
+          </w:tcPr>
+          <w:p>
+            <w:r/>
+            <w:r>
+              <w:rPr>
+                <w:b w:val="0"/>
+              </w:rPr>
+              <w:t>Diagrammdateien, Cache-Einträge für GUI</w:t>
+            </w:r>
+          </w:p>
+        </w:tc>
+      </w:tr>
+      <w:tr>
+        <w:tc>
+          <w:tcPr>
+            <w:tcW w:type="dxa" w:w="2880"/>
+          </w:tcPr>
+          <w:p>
+            <w:r/>
+            <w:r>
+              <w:rPr>
+                <w:b w:val="0"/>
+              </w:rPr>
+              <w:t>export.py</w:t>
+            </w:r>
+          </w:p>
+        </w:tc>
+        <w:tc>
+          <w:tcPr>
+            <w:tcW w:type="dxa" w:w="2880"/>
+          </w:tcPr>
+          <w:p>
+            <w:r/>
+            <w:r>
+              <w:rPr>
+                <w:b w:val="0"/>
+              </w:rPr>
+              <w:t>Signal-Daten, Konfiguration, Analyseergebnisse, Shot-Log</w:t>
+            </w:r>
+          </w:p>
+        </w:tc>
+        <w:tc>
+          <w:tcPr>
+            <w:tcW w:type="dxa" w:w="2880"/>
+          </w:tcPr>
+          <w:p>
+            <w:r/>
+            <w:r>
+              <w:rPr>
+                <w:b w:val="0"/>
+              </w:rPr>
+              <w:t>Excel-Datei mit Signal-, Common- und Statistikblättern</w:t>
+            </w:r>
+          </w:p>
+        </w:tc>
+      </w:tr>
+      <w:tr>
+        <w:tc>
+          <w:tcPr>
+            <w:tcW w:type="dxa" w:w="2880"/>
+          </w:tcPr>
+          <w:p>
+            <w:r/>
+            <w:r>
+              <w:rPr>
+                <w:b w:val="0"/>
+              </w:rPr>
+              <w:t>image_cache_manager.py</w:t>
+            </w:r>
+          </w:p>
+        </w:tc>
+        <w:tc>
+          <w:tcPr>
+            <w:tcW w:type="dxa" w:w="2880"/>
+          </w:tcPr>
+          <w:p>
+            <w:r/>
+            <w:r>
+              <w:rPr>
+                <w:b w:val="0"/>
+              </w:rPr>
+              <w:t>Vom Plotting erzeugte Figuren</w:t>
+            </w:r>
+          </w:p>
+        </w:tc>
+        <w:tc>
+          <w:tcPr>
+            <w:tcW w:type="dxa" w:w="2880"/>
+          </w:tcPr>
+          <w:p>
+            <w:r/>
+            <w:r>
+              <w:rPr>
+                <w:b w:val="0"/>
+              </w:rPr>
+              <w:t>In-Memory-Bildcache für die GUI</w:t>
+            </w:r>
+          </w:p>
+        </w:tc>
+      </w:tr>
+    </w:tbl>
+    <w:p>
+      <w:pPr>
+        <w:pStyle w:val="Heading1"/>
+      </w:pPr>
+      <w:r>
+        <w:t>Kurze Bewertung</w:t>
+      </w:r>
+    </w:p>
+    <w:p>
+      <w:r>
+        <w:t>Die Architektur ist in der Praxis stimmig. Es gibt keinen akuten Umbruchbedarf.</w:t>
+      </w:r>
+    </w:p>
+    <w:p>
+      <w:r>
+        <w:t>Was aktuell noch etwas breiter ist als ideal:</w:t>
       </w:r>
     </w:p>
     <w:p>
@@ -91,7 +1166,7 @@
         <w:pStyle w:val="ListBullet"/>
       </w:pPr>
       <w:r>
-        <w:t>- ITAZ_Inj_Eval_GUI_github.py: GUI-Einstiegspunkt mit Benutzerinteraktion.</w:t>
+        <w:t>ITAZ_Inj_Eval_GUI_github.py enthält neben UI auch Datei- und shot_log.csv-Logik.</w:t>
       </w:r>
     </w:p>
     <w:p>
@@ -99,7 +1174,7 @@
         <w:pStyle w:val="ListBullet"/>
       </w:pPr>
       <w:r>
-        <w:t>- ITAZ_Inj_Eval_208.py: Haupt-Orchestrator / Pipeline.</w:t>
+        <w:t>pipeline.py greift noch direkt auf mehrere Analyse- und Plot-Funktionen zu, ist aber bereits klar als Koordinationsschicht erkennbar.</w:t>
       </w:r>
     </w:p>
     <w:p>
@@ -107,63 +1182,7 @@
         <w:pStyle w:val="ListBullet"/>
       </w:pPr>
       <w:r>
-        <w:t>- config.py: Konfigurationsmodell und Validierung.</w:t>
-      </w:r>
-    </w:p>
-    <w:p>
-      <w:pPr>
-        <w:pStyle w:val="ListBullet"/>
-      </w:pPr>
-      <w:r>
-        <w:t>- io_utils.py: Dateisuche und CSV-Einlesen.</w:t>
-      </w:r>
-    </w:p>
-    <w:p>
-      <w:pPr>
-        <w:pStyle w:val="ListBullet"/>
-      </w:pPr>
-      <w:r>
-        <w:t>- preprocessing.py: Rohdaten in standardisierte Signalstrukturen transformieren.</w:t>
-      </w:r>
-    </w:p>
-    <w:p>
-      <w:pPr>
-        <w:pStyle w:val="ListBullet"/>
-      </w:pPr>
-      <w:r>
-        <w:t>- analysis/: Ordner mit den fachlichen Auswertungen.</w:t>
-      </w:r>
-    </w:p>
-    <w:p>
-      <w:pPr>
-        <w:pStyle w:val="ListBullet"/>
-      </w:pPr>
-      <w:r>
-        <w:t>- plotting.py: Diagramm-Erstellung und Bildausgabe.</w:t>
-      </w:r>
-    </w:p>
-    <w:p>
-      <w:pPr>
-        <w:pStyle w:val="ListBullet"/>
-      </w:pPr>
-      <w:r>
-        <w:t>- export.py: Excel-Export von Ergebnistabellen.</w:t>
-      </w:r>
-    </w:p>
-    <w:p>
-      <w:pPr>
-        <w:pStyle w:val="ListBullet"/>
-      </w:pPr>
-      <w:r>
-        <w:t>- image_utils.py: In-Memory-Bildpuffer, um Festplattenspeicher zu sparen.</w:t>
-      </w:r>
-    </w:p>
-    <w:p>
-      <w:pPr>
-        <w:pStyle w:val="ListBullet"/>
-      </w:pPr>
-      <w:r>
-        <w:t>- Fkt/: Alte Spezialfunktionen und Plot-Hilfen.</w:t>
+        <w:t>Der Bildcache ist funktional sauber, sollte aber als bewusstes Infrastruktur-Modul dokumentiert bleiben, weil GUI und Plotting davon gemeinsam abhängen.</w:t>
       </w:r>
     </w:p>
     <w:p>
@@ -171,629 +1190,31 @@
         <w:pStyle w:val="Heading1"/>
       </w:pPr>
       <w:r>
-        <w:t>3. Module und Verantwortlichkeiten</w:t>
+        <w:t>Empfehlung für den nächsten Schritt</w:t>
       </w:r>
     </w:p>
     <w:p>
       <w:pPr>
-        <w:pStyle w:val="Heading2"/>
+        <w:pStyle w:val="ListNumber"/>
       </w:pPr>
       <w:r>
-        <w:t>3.1 GUI</w:t>
-      </w:r>
-    </w:p>
-    <w:p>
-      <w:r>
-        <w:t>Datei: ITAZ_Inj_Eval_GUI_github.py</w:t>
-      </w:r>
-    </w:p>
-    <w:p>
-      <w:r>
-        <w:t>Aufgaben:</w:t>
+        <w:t>pipeline.py als einzige fachliche Orchestrierung beibehalten.</w:t>
       </w:r>
     </w:p>
     <w:p>
       <w:pPr>
-        <w:pStyle w:val="ListBullet"/>
+        <w:pStyle w:val="ListNumber"/>
       </w:pPr>
       <w:r>
-        <w:t>- Auswahl von CSV-Dateien</w:t>
+        <w:t>Die GUI schrittweise um Datei- und Shot-Log-Parsing entlasten, falls die Wartbarkeit weiter steigen soll.</w:t>
       </w:r>
     </w:p>
     <w:p>
       <w:pPr>
-        <w:pStyle w:val="ListBullet"/>
+        <w:pStyle w:val="ListNumber"/>
       </w:pPr>
       <w:r>
-        <w:t>- Eingabe von Parametern für Gas, Prüfkammer, Interpolation und Auswertung</w:t>
-      </w:r>
-    </w:p>
-    <w:p>
-      <w:pPr>
-        <w:pStyle w:val="ListBullet"/>
-      </w:pPr>
-      <w:r>
-        <w:t>- Steuerung der Analyse</w:t>
-      </w:r>
-    </w:p>
-    <w:p>
-      <w:pPr>
-        <w:pStyle w:val="ListBullet"/>
-      </w:pPr>
-      <w:r>
-        <w:t>- Anzeige von Logs, Bild-Tabs und Shot-Log-Tabellen</w:t>
-      </w:r>
-    </w:p>
-    <w:p>
-      <w:pPr>
-        <w:pStyle w:val="ListBullet"/>
-      </w:pPr>
-      <w:r>
-        <w:t>- Steuerung des Bildspeicherverhaltens über Checkboxen</w:t>
-      </w:r>
-    </w:p>
-    <w:p>
-      <w:pPr>
-        <w:pStyle w:val="Heading2"/>
-      </w:pPr>
-      <w:r>
-        <w:t>3.2 Pipeline</w:t>
-      </w:r>
-    </w:p>
-    <w:p>
-      <w:r>
-        <w:t>Datei: ITAZ_Inj_Eval_208.py</w:t>
-      </w:r>
-    </w:p>
-    <w:p>
-      <w:r>
-        <w:t>Aufgaben:</w:t>
-      </w:r>
-    </w:p>
-    <w:p>
-      <w:pPr>
-        <w:pStyle w:val="ListBullet"/>
-      </w:pPr>
-      <w:r>
-        <w:t>- Validierung der Konfiguration</w:t>
-      </w:r>
-    </w:p>
-    <w:p>
-      <w:pPr>
-        <w:pStyle w:val="ListBullet"/>
-      </w:pPr>
-      <w:r>
-        <w:t>- Erkennen und Einlesen der Messdateien</w:t>
-      </w:r>
-    </w:p>
-    <w:p>
-      <w:pPr>
-        <w:pStyle w:val="ListBullet"/>
-      </w:pPr>
-      <w:r>
-        <w:t>- Weitergabe von Signalen und Ergebnissen an die Auswertungsfunktionen</w:t>
-      </w:r>
-    </w:p>
-    <w:p>
-      <w:pPr>
-        <w:pStyle w:val="ListBullet"/>
-      </w:pPr>
-      <w:r>
-        <w:t>- Erstellung der Ergebnis- und Bildordner</w:t>
-      </w:r>
-    </w:p>
-    <w:p>
-      <w:pPr>
-        <w:pStyle w:val="Heading2"/>
-      </w:pPr>
-      <w:r>
-        <w:t>3.3 Konfiguration</w:t>
-      </w:r>
-    </w:p>
-    <w:p>
-      <w:r>
-        <w:t>Datei: config.py</w:t>
-      </w:r>
-    </w:p>
-    <w:p>
-      <w:r>
-        <w:t>Aufgaben:</w:t>
-      </w:r>
-    </w:p>
-    <w:p>
-      <w:pPr>
-        <w:pStyle w:val="ListBullet"/>
-      </w:pPr>
-      <w:r>
-        <w:t>- Definition der Standardwerte</w:t>
-      </w:r>
-    </w:p>
-    <w:p>
-      <w:pPr>
-        <w:pStyle w:val="ListBullet"/>
-      </w:pPr>
-      <w:r>
-        <w:t>- Validierung der GUI-Eingaben</w:t>
-      </w:r>
-    </w:p>
-    <w:p>
-      <w:pPr>
-        <w:pStyle w:val="ListBullet"/>
-      </w:pPr>
-      <w:r>
-        <w:t>- Bereitstellung der Auswertungsparameter an die Pipeline</w:t>
-      </w:r>
-    </w:p>
-    <w:p>
-      <w:pPr>
-        <w:pStyle w:val="Heading2"/>
-      </w:pPr>
-      <w:r>
-        <w:t>3.4 Datei- und Datenimport</w:t>
-      </w:r>
-    </w:p>
-    <w:p>
-      <w:r>
-        <w:t>Datei: io_utils.py</w:t>
-      </w:r>
-    </w:p>
-    <w:p>
-      <w:r>
-        <w:t>Aufgaben:</w:t>
-      </w:r>
-    </w:p>
-    <w:p>
-      <w:pPr>
-        <w:pStyle w:val="ListBullet"/>
-      </w:pPr>
-      <w:r>
-        <w:t>- Erkennen von CSV-Dateien</w:t>
-      </w:r>
-    </w:p>
-    <w:p>
-      <w:pPr>
-        <w:pStyle w:val="ListBullet"/>
-      </w:pPr>
-      <w:r>
-        <w:t>- Laden der Messdaten in pandas-Strukturen</w:t>
-      </w:r>
-    </w:p>
-    <w:p>
-      <w:pPr>
-        <w:pStyle w:val="ListBullet"/>
-      </w:pPr>
-      <w:r>
-        <w:t>- Lesen und Normieren von shot_log.csv</w:t>
-      </w:r>
-    </w:p>
-    <w:p>
-      <w:pPr>
-        <w:pStyle w:val="Heading2"/>
-      </w:pPr>
-      <w:r>
-        <w:t>3.5 Vorverarbeitung</w:t>
-      </w:r>
-    </w:p>
-    <w:p>
-      <w:r>
-        <w:t>Datei: preprocessing.py</w:t>
-      </w:r>
-    </w:p>
-    <w:p>
-      <w:r>
-        <w:t>Aufgaben:</w:t>
-      </w:r>
-    </w:p>
-    <w:p>
-      <w:pPr>
-        <w:pStyle w:val="ListBullet"/>
-      </w:pPr>
-      <w:r>
-        <w:t>- Erzeugen einer einheitlichen Signalstruktur</w:t>
-      </w:r>
-    </w:p>
-    <w:p>
-      <w:pPr>
-        <w:pStyle w:val="ListBullet"/>
-      </w:pPr>
-      <w:r>
-        <w:t>- Interpolation auf eine gemeinsame Zeitbasis</w:t>
-      </w:r>
-    </w:p>
-    <w:p>
-      <w:pPr>
-        <w:pStyle w:val="ListBullet"/>
-      </w:pPr>
-      <w:r>
-        <w:t>- Normierung und Umrechnung der Sensordaten</w:t>
-      </w:r>
-    </w:p>
-    <w:p>
-      <w:pPr>
-        <w:pStyle w:val="Heading2"/>
-      </w:pPr>
-      <w:r>
-        <w:t>3.6 Analyse-Module</w:t>
-      </w:r>
-    </w:p>
-    <w:p>
-      <w:r>
-        <w:t>Ordner: analysis/</w:t>
-      </w:r>
-    </w:p>
-    <w:p>
-      <w:r>
-        <w:t>Aufgaben:</w:t>
-      </w:r>
-    </w:p>
-    <w:p>
-      <w:pPr>
-        <w:pStyle w:val="ListBullet"/>
-      </w:pPr>
-      <w:r>
-        <w:t>- ICS-Auswertung: Plateau-Erkennung, Boost/Hold/Zero-Bereiche, ICS_ON-Zeiten</w:t>
-      </w:r>
-    </w:p>
-    <w:p>
-      <w:pPr>
-        <w:pStyle w:val="ListBullet"/>
-      </w:pPr>
-      <w:r>
-        <w:t>- Needle-Lift-Analyse: Hubzeiten, Integrale und Histogramme</w:t>
-      </w:r>
-    </w:p>
-    <w:p>
-      <w:pPr>
-        <w:pStyle w:val="ListBullet"/>
-      </w:pPr>
-      <w:r>
-        <w:t>- Injektionsrate: Rate-, Masse- und Integralauswertung</w:t>
-      </w:r>
-    </w:p>
-    <w:p>
-      <w:pPr>
-        <w:pStyle w:val="ListBullet"/>
-      </w:pPr>
-      <w:r>
-        <w:t>- Gain-Kurve: Massendaten vs. ICS_ON mit Regression</w:t>
-      </w:r>
-    </w:p>
-    <w:p>
-      <w:pPr>
-        <w:pStyle w:val="ListBullet"/>
-      </w:pPr>
-      <w:r>
-        <w:t>- Rate-Down-Auswertung: Druck vs. Masse-Regression</w:t>
-      </w:r>
-    </w:p>
-    <w:p>
-      <w:pPr>
-        <w:pStyle w:val="ListBullet"/>
-      </w:pPr>
-      <w:r>
-        <w:t>- Shot2Shot: Shot-Statistiken, Scatter-Matrix und Trendauswertung</w:t>
-      </w:r>
-    </w:p>
-    <w:p>
-      <w:pPr>
-        <w:pStyle w:val="Heading2"/>
-      </w:pPr>
-      <w:r>
-        <w:t>3.7 Plotting</w:t>
-      </w:r>
-    </w:p>
-    <w:p>
-      <w:r>
-        <w:t>Datei: plotting.py und Fkt/FigDict02.py</w:t>
-      </w:r>
-    </w:p>
-    <w:p>
-      <w:r>
-        <w:t>Aufgaben:</w:t>
-      </w:r>
-    </w:p>
-    <w:p>
-      <w:pPr>
-        <w:pStyle w:val="ListBullet"/>
-      </w:pPr>
-      <w:r>
-        <w:t>- Erzeugen von interaktiven HTML-Plots</w:t>
-      </w:r>
-    </w:p>
-    <w:p>
-      <w:pPr>
-        <w:pStyle w:val="ListBullet"/>
-      </w:pPr>
-      <w:r>
-        <w:t>- Erzeugen von Matplotlib-Plots für die GUI-Anzeige</w:t>
-      </w:r>
-    </w:p>
-    <w:p>
-      <w:pPr>
-        <w:pStyle w:val="ListBullet"/>
-      </w:pPr>
-      <w:r>
-        <w:t>- Auswahl zwischen Festplatten-Speicherung oder In-Memory-Cache</w:t>
-      </w:r>
-    </w:p>
-    <w:p>
-      <w:pPr>
-        <w:pStyle w:val="Heading2"/>
-      </w:pPr>
-      <w:r>
-        <w:t>3.8 Export</w:t>
-      </w:r>
-    </w:p>
-    <w:p>
-      <w:r>
-        <w:t>Datei: export.py</w:t>
-      </w:r>
-    </w:p>
-    <w:p>
-      <w:r>
-        <w:t>Aufgaben:</w:t>
-      </w:r>
-    </w:p>
-    <w:p>
-      <w:pPr>
-        <w:pStyle w:val="ListBullet"/>
-      </w:pPr>
-      <w:r>
-        <w:t>- Excel-Dateien mit Ergebnis-Tabellen erzeugen</w:t>
-      </w:r>
-    </w:p>
-    <w:p>
-      <w:pPr>
-        <w:pStyle w:val="ListBullet"/>
-      </w:pPr>
-      <w:r>
-        <w:t>- Sammeln aller Auswertungsergebnisse in strukturierter Form</w:t>
-      </w:r>
-    </w:p>
-    <w:p>
-      <w:pPr>
-        <w:pStyle w:val="Heading1"/>
-      </w:pPr>
-      <w:r>
-        <w:t>4. Bedienung</w:t>
-      </w:r>
-    </w:p>
-    <w:p>
-      <w:r>
-        <w:t>Schritte zur Benutzung der Anwendung:</w:t>
-      </w:r>
-    </w:p>
-    <w:p>
-      <w:pPr>
-        <w:pStyle w:val="ListBullet"/>
-      </w:pPr>
-      <w:r>
-        <w:t>- Starten Sie die Anwendung über ITAZ_Inj_Eval_GUI_github.py.</w:t>
-      </w:r>
-    </w:p>
-    <w:p>
-      <w:pPr>
-        <w:pStyle w:val="ListBullet"/>
-      </w:pPr>
-      <w:r>
-        <w:t>- Wählen Sie die gewünschten CSV-Dateien aus.</w:t>
-      </w:r>
-    </w:p>
-    <w:p>
-      <w:pPr>
-        <w:pStyle w:val="ListBullet"/>
-      </w:pPr>
-      <w:r>
-        <w:t>- Wählen Sie optional Rohdatenplot, Excel-Export, Bildspeicherung und Auswertungen aus.</w:t>
-      </w:r>
-    </w:p>
-    <w:p>
-      <w:pPr>
-        <w:pStyle w:val="ListBullet"/>
-      </w:pPr>
-      <w:r>
-        <w:t>- Starten Sie die Analyse mit "Analyse starten".</w:t>
-      </w:r>
-    </w:p>
-    <w:p>
-      <w:pPr>
-        <w:pStyle w:val="ListBullet"/>
-      </w:pPr>
-      <w:r>
-        <w:t>- Nachdem die Analyse abgeschlossen ist, werden die Plots und Ergebnisse angezeigt.</w:t>
-      </w:r>
-    </w:p>
-    <w:p>
-      <w:pPr>
-        <w:pStyle w:val="Heading1"/>
-      </w:pPr>
-      <w:r>
-        <w:t>5. Ergebnisse und Ausgabe</w:t>
-      </w:r>
-    </w:p>
-    <w:p>
-      <w:r>
-        <w:t>Die Anwendung erzeugt im Ordner der Messdaten typischerweise folgende Ausgaben:</w:t>
-      </w:r>
-    </w:p>
-    <w:p>
-      <w:pPr>
-        <w:pStyle w:val="ListBullet"/>
-      </w:pPr>
-      <w:r>
-        <w:t>- Results/: Ergebnis-HTML und strukturierte Tabellen</w:t>
-      </w:r>
-    </w:p>
-    <w:p>
-      <w:pPr>
-        <w:pStyle w:val="ListBullet"/>
-      </w:pPr>
-      <w:r>
-        <w:t>- Bilder/: Auswertungsgrafiken und Diagramme</w:t>
-      </w:r>
-    </w:p>
-    <w:p>
-      <w:pPr>
-        <w:pStyle w:val="ListBullet"/>
-      </w:pPr>
-      <w:r>
-        <w:t>- Excel-Dateien: Exportierte Ergebnisse und Statistikdaten</w:t>
-      </w:r>
-    </w:p>
-    <w:p>
-      <w:pPr>
-        <w:pStyle w:val="Heading1"/>
-      </w:pPr>
-      <w:r>
-        <w:t>6. Besonderheiten</w:t>
-      </w:r>
-    </w:p>
-    <w:p>
-      <w:r>
-        <w:t>Aktuelle Eigenschaften:</w:t>
-      </w:r>
-    </w:p>
-    <w:p>
-      <w:pPr>
-        <w:pStyle w:val="ListBullet"/>
-      </w:pPr>
-      <w:r>
-        <w:t>- Interaktive HTML-Plotlegende: Ein Klick hebt eine Kurve hervor und dimmt die anderen.</w:t>
-      </w:r>
-    </w:p>
-    <w:p>
-      <w:pPr>
-        <w:pStyle w:val="ListBullet"/>
-      </w:pPr>
-      <w:r>
-        <w:t>- Der Cursor zeigt bei aktivierter Auswahl nur die Werte der gewählten Kurve an.</w:t>
-      </w:r>
-    </w:p>
-    <w:p>
-      <w:pPr>
-        <w:pStyle w:val="ListBullet"/>
-      </w:pPr>
-      <w:r>
-        <w:t>- Bilder können wahlweise nur im Speicher gehalten werden, um Festplattenplatz zu sparen.</w:t>
-      </w:r>
-    </w:p>
-    <w:p>
-      <w:pPr>
-        <w:pStyle w:val="Heading1"/>
-      </w:pPr>
-      <w:r>
-        <w:t>7. Erweiterungsmöglichkeiten</w:t>
-      </w:r>
-    </w:p>
-    <w:p>
-      <w:r>
-        <w:t>Mögliche Verbesserungen:</w:t>
-      </w:r>
-    </w:p>
-    <w:p>
-      <w:pPr>
-        <w:pStyle w:val="ListBullet"/>
-      </w:pPr>
-      <w:r>
-        <w:t>- Zusätzliche Auswertungen für Gaswechsel oder Temperaturverläufe</w:t>
-      </w:r>
-    </w:p>
-    <w:p>
-      <w:pPr>
-        <w:pStyle w:val="ListBullet"/>
-      </w:pPr>
-      <w:r>
-        <w:t>- Erweiterung der GUI um Filter und Dateigruppierung</w:t>
-      </w:r>
-    </w:p>
-    <w:p>
-      <w:pPr>
-        <w:pStyle w:val="ListBullet"/>
-      </w:pPr>
-      <w:r>
-        <w:t>- Verbesserte Reportgenerierung mit Zusammenfassungen und Parametern</w:t>
-      </w:r>
-    </w:p>
-    <w:p>
-      <w:pPr>
-        <w:pStyle w:val="ListBullet"/>
-      </w:pPr>
-      <w:r>
-        <w:t>- Logik für dynamische Speicherbereinigung und Temp-Dateien</w:t>
-      </w:r>
-    </w:p>
-    <w:p>
-      <w:pPr>
-        <w:pStyle w:val="Heading1"/>
-      </w:pPr>
-      <w:r>
-        <w:t>8. Technische Details</w:t>
-      </w:r>
-    </w:p>
-    <w:p>
-      <w:r>
-        <w:t>Wichtige Bibliotheken:</w:t>
-      </w:r>
-    </w:p>
-    <w:p>
-      <w:pPr>
-        <w:pStyle w:val="ListBullet"/>
-      </w:pPr>
-      <w:r>
-        <w:t>- pandas: Datenstrukturen und CSV-Einlese</w:t>
-      </w:r>
-    </w:p>
-    <w:p>
-      <w:pPr>
-        <w:pStyle w:val="ListBullet"/>
-      </w:pPr>
-      <w:r>
-        <w:t>- numpy: numerische Berechnungen</w:t>
-      </w:r>
-    </w:p>
-    <w:p>
-      <w:pPr>
-        <w:pStyle w:val="ListBullet"/>
-      </w:pPr>
-      <w:r>
-        <w:t>- matplotlib: Bildgenerierung für GUI und Auswertung</w:t>
-      </w:r>
-    </w:p>
-    <w:p>
-      <w:pPr>
-        <w:pStyle w:val="ListBullet"/>
-      </w:pPr>
-      <w:r>
-        <w:t>- plotly: interaktive HTML-Visualisierungen</w:t>
-      </w:r>
-    </w:p>
-    <w:p>
-      <w:pPr>
-        <w:pStyle w:val="ListBullet"/>
-      </w:pPr>
-      <w:r>
-        <w:t>- Pillow: Bildverarbeitung für Tkinter</w:t>
-      </w:r>
-    </w:p>
-    <w:p>
-      <w:pPr>
-        <w:pStyle w:val="ListBullet"/>
-      </w:pPr>
-      <w:r>
-        <w:t>- python-docx: Erzeugung von Word-Dokumenten</w:t>
-      </w:r>
-    </w:p>
-    <w:p>
-      <w:pPr>
-        <w:pStyle w:val="Heading1"/>
-      </w:pPr>
-      <w:r>
-        <w:t>9. Anmerkung</w:t>
-      </w:r>
-    </w:p>
-    <w:p>
-      <w:r>
-        <w:t>Diese Dokumentation wurde automatisch aus der aktuellen Projektarchitektur erstellt. Neue Änderungen in den Modulen sollten hier angepasst werden, damit die Dokumentation aktuell bleibt.</w:t>
+        <w:t>Die bestehenden Funktionen aus Fkt nur dort migrieren, wo neue Änderungen ohnehin anfallen.</w:t>
       </w:r>
     </w:p>
     <w:sectPr>
